--- a/Project/Slots/H026_彩罐熱舞 1000/文件/101014_Game Description.docx
+++ b/Project/Slots/H026_彩罐熱舞 1000/文件/101014_Game Description.docx
@@ -2321,14 +2321,7 @@
           <w:sz w:val="24"/>
           <w:szCs w:val="24"/>
         </w:rPr>
-        <w:t>AFTER THE SYMBOLS CASCADE DOWN, NEW WI</w:t>
-      </w:r>
-      <w:r>
-        <w:rPr>
-          <w:sz w:val="24"/>
-          <w:szCs w:val="24"/>
-        </w:rPr>
-        <w:t>NNING COMBINATIONS ARE EVALUATED AGAIN. THIS PROCESS REPEATS UNTIL NO NEW WINNING COMBINATIONS ARE FORMED.</w:t>
+        <w:t>AFTER THE SYMBOLS CASCADE DOWN, NEW WINNING COMBINATIONS ARE EVALUATED AGAIN. THIS PROCESS REPEATS UNTIL NO NEW WINNING COMBINATIONS ARE FORMED.</w:t>
       </w:r>
     </w:p>
     <w:p>
@@ -2352,14 +2345,7 @@
           <w:sz w:val="24"/>
           <w:szCs w:val="24"/>
         </w:rPr>
-        <w:t xml:space="preserve">GOLD FRAMED SYMBOLS MAY CARRY A MULTIPLIER VALUE. THE MULTIPLIER LEVELS ARE: X2, X3, X5, X8, X10, X15, X20, X25, X50, X100, X500, </w:t>
-      </w:r>
-      <w:r>
-        <w:rPr>
-          <w:sz w:val="24"/>
-          <w:szCs w:val="24"/>
-        </w:rPr>
-        <w:t>AND X1000.</w:t>
+        <w:t>GOLD FRAMED SYMBOLS MAY CARRY A MULTIPLIER VALUE. THE MULTIPLIER LEVELS ARE: X2, X3, X5, X8, X10, X15, X20, X25, X50, X100, X500, AND X1000.</w:t>
       </w:r>
     </w:p>
     <w:p>
@@ -2392,14 +2378,7 @@
           <w:sz w:val="24"/>
           <w:szCs w:val="24"/>
         </w:rPr>
-        <w:t>WHEN NO MORE CASCADES CAN OCCUR, IF ANY MULTIPLIER WAS COLLECTED DURING THIS SPIN, T</w:t>
-      </w:r>
-      <w:r>
-        <w:rPr>
-          <w:sz w:val="24"/>
-          <w:szCs w:val="24"/>
-        </w:rPr>
-        <w:t>HE TOTAL ACCUMULATED MULTIPLIER IS APPLIED TO THE TOTAL WIN OF THIS SPIN.</w:t>
+        <w:t>WHEN NO MORE CASCADES CAN OCCUR, IF ANY MULTIPLIER WAS COLLECTED DURING THIS SPIN, THE TOTAL ACCUMULATED MULTIPLIER IS APPLIED TO THE TOTAL WIN OF THIS SPIN.</w:t>
       </w:r>
     </w:p>
     <w:p>
@@ -2455,14 +2434,7 @@
           <w:sz w:val="24"/>
           <w:szCs w:val="24"/>
         </w:rPr>
-        <w:t>IN THE BASE GAME, REEL 3 MAY RAND</w:t>
-      </w:r>
-      <w:r>
-        <w:rPr>
-          <w:sz w:val="24"/>
-          <w:szCs w:val="24"/>
-        </w:rPr>
-        <w:t>OMLY APPEAR AS AN ENTIRE REEL OF GOLD FRAMED SYMBOLS WITH MULTIPLIERS.</w:t>
+        <w:t>IN THE BASE GAME, REEL 3 MAY RANDOMLY APPEAR AS AN ENTIRE REEL OF GOLD FRAMED SYMBOLS WITH MULTIPLIERS.</w:t>
       </w:r>
     </w:p>
     <w:p>
@@ -2502,7 +2474,7 @@
           <w:sz w:val="24"/>
           <w:szCs w:val="24"/>
         </w:rPr>
-        <w:t>WHEN ALL CASCADES ARE COMPLETE, IF THE FINAL REELS SHOW 3, 4, OR 5 [C1], THE FREE GAME FEATURE IS TRIGGERED WITH 15, 17, OR 19 FREE SPINS RESPECTIVELY.</w:t>
+        <w:t>WHEN ALL CASCADES ARE COMPLETE, IF THE FINAL REELS SHOW 3, 4, OR 5 [C1], THE FREE GAME FEATURE IS TRIGGERED WITH 12, 14, OR 16 FREE SPINS RESPECTIVELY.</w:t>
       </w:r>
     </w:p>
     <w:p>
@@ -2550,14 +2522,7 @@
           <w:sz w:val="24"/>
           <w:szCs w:val="24"/>
         </w:rPr>
-        <w:t>AFTER ENTERING THE FREE GAME</w:t>
-      </w:r>
-      <w:r>
-        <w:rPr>
-          <w:sz w:val="24"/>
-          <w:szCs w:val="24"/>
-        </w:rPr>
-        <w:t>, INCLUDING RETRIGGERING, THE MAXIMUM NUMBER OF FREE SPINS IS 50.</w:t>
+        <w:t>AFTER ENTERING THE FREE GAME, INCLUDING RETRIGGERING, THE MAXIMUM NUMBER OF FREE SPINS IS 50.</w:t>
       </w:r>
     </w:p>
     <w:p>
@@ -2573,7 +2538,7 @@
           <w:sz w:val="24"/>
           <w:szCs w:val="24"/>
         </w:rPr>
-        <w:t>FREE GAME CAN BE RETRIGGERED. RETRIGGERING FOLLOWS THE SAME CONDITIONS: 3, 4, OR 5 [C1] WILL ADD 15, 17, OR 19 FREE SPINS RESPECTIVELY.</w:t>
+        <w:t>FREE GAME CAN BE RETRIGGERED. RETRIGGERING FOLLOWS THE SAME CONDITIONS: 3, 4, OR 5 [C1] WILL ADD 12, 14, OR 16 FREE SPINS RESPECTIVELY.</w:t>
       </w:r>
     </w:p>
     <w:p>
@@ -2581,7 +2546,7 @@
         <w:pStyle w:val="2"/>
       </w:pPr>
       <w:r>
-        <w:t>EXTRA BET</w:t>
+        <w:t>OP JACKPOT</w:t>
       </w:r>
     </w:p>
     <w:p>
@@ -2597,7 +2562,7 @@
           <w:sz w:val="24"/>
           <w:szCs w:val="24"/>
         </w:rPr>
-        <w:t>THE PLAYER MAY SELECT THE EXTRA BET MODE.</w:t>
+        <w:t>OP JACKPOT FEATURE IS TRIGGERED RANDOMLY BY 1 OR MORE [C1] ON THE REELS.</w:t>
       </w:r>
     </w:p>
     <w:p>
@@ -2613,14 +2578,7 @@
           <w:sz w:val="24"/>
           <w:szCs w:val="24"/>
         </w:rPr>
-        <w:t>EX</w:t>
-      </w:r>
-      <w:r>
-        <w:rPr>
-          <w:sz w:val="24"/>
-          <w:szCs w:val="24"/>
-        </w:rPr>
-        <w:t>TRA BET USES THE SAME BASE GAME, CASCADING, AND FREE GAME FLOW.</w:t>
+        <w:t>DURING OP JACKPOT FEATURE, THERE ARE {12} [COIN] WHICH CONSIST OF [GRAND], [MAJOR], [MINOR] AND [MINI].</w:t>
       </w:r>
     </w:p>
     <w:p>
@@ -2636,16 +2594,15 @@
           <w:sz w:val="24"/>
           <w:szCs w:val="24"/>
         </w:rPr>
-        <w:t>EXTRA BET COSTS 2X TOTAL BET AND INCREASES THE CHANCE TO TRIGGER THE FREE GAME FEATURE.</w:t>
-      </w:r>
-    </w:p>
-    <w:p>
-      <w:pPr>
-        <w:pStyle w:val="2"/>
-      </w:pPr>
-      <w:r>
+        <w:t xml:space="preserve">SELECT A [COIN] TO REVEAL [GRAND], [MAJOR], [MINOR], OR [MINI]. IF </w:t>
+      </w:r>
+      <w:r>
+        <w:rPr>
+          <w:sz w:val="24"/>
+          <w:szCs w:val="24"/>
+        </w:rPr>
         <w:lastRenderedPageBreak/>
-        <w:t>BUY FEATURE</w:t>
+        <w:t>PLAYER GETS {3} SAME JACKPOT SYMBOLS WILL WIN THE JACKPOT AND CALCULATE TOTAL WINNINGS.</w:t>
       </w:r>
     </w:p>
     <w:p>
@@ -2661,7 +2618,7 @@
           <w:sz w:val="24"/>
           <w:szCs w:val="24"/>
         </w:rPr>
-        <w:t>BUY FEATURE CAN BE PURCHASED BY USING A VALUE EQUAL TO 75X TOTAL BET.</w:t>
+        <w:t>[GRAND] IS LINKED PROGRESSIVE JACKPOT. IF THE SINGLE GAME BET OPTION IS 2.00 OR ABOVE, THE PLAYER WILL UNLOCK [GRAND].</w:t>
       </w:r>
     </w:p>
     <w:p>
@@ -2677,14 +2634,7 @@
           <w:sz w:val="24"/>
           <w:szCs w:val="24"/>
         </w:rPr>
-        <w:t>PURCHASING THE FREE GA</w:t>
-      </w:r>
-      <w:r>
-        <w:rPr>
-          <w:sz w:val="24"/>
-          <w:szCs w:val="24"/>
-        </w:rPr>
-        <w:t>ME FEATURE GUARANTEES FREE GAME.</w:t>
+        <w:t>[MAJOR] IS LINKED PROGRESSIVE JACKPOT. IF THE SINGLE GAME BET OPTION IS 2.00 OR ABOVE, THE PLAYER WILL UNLOCK [MAJOR].</w:t>
       </w:r>
     </w:p>
     <w:p>
@@ -2700,15 +2650,7 @@
           <w:sz w:val="24"/>
           <w:szCs w:val="24"/>
         </w:rPr>
-        <w:t>WINS FROM THE TRIGGER SPIN ARE KEPT AND PAID TOGETHER WITH THE TOTAL WIN FROM THE FREE GAME FEATURE.</w:t>
-      </w:r>
-    </w:p>
-    <w:p>
-      <w:pPr>
-        <w:pStyle w:val="2"/>
-      </w:pPr>
-      <w:r>
-        <w:t>OP JACKPOT</w:t>
+        <w:t>[MINOR] WILL CHANGE IF THE PLAYER SELECTS DIFFERENT BET OPTION.</w:t>
       </w:r>
     </w:p>
     <w:p>
@@ -2724,7 +2666,7 @@
           <w:sz w:val="24"/>
           <w:szCs w:val="24"/>
         </w:rPr>
-        <w:t>OP JACKPOT FEATURE IS TRIGGERED RANDOMLY BY 1 OR MORE [C1] ON THE REELS.</w:t>
+        <w:t>[MINI] WILL CHANGE IF THE PLAYER SELECTS DIFFERENT BET OPTION.</w:t>
       </w:r>
     </w:p>
     <w:p>
@@ -2740,14 +2682,15 @@
           <w:sz w:val="24"/>
           <w:szCs w:val="24"/>
         </w:rPr>
-        <w:t>DURING OP JACKPOT FEATURE, THERE ARE {</w:t>
-      </w:r>
-      <w:r>
-        <w:rPr>
-          <w:sz w:val="24"/>
-          <w:szCs w:val="24"/>
-        </w:rPr>
-        <w:t>12} [COIN] WHICH CONSIST OF [GRAND], [MAJOR], [MINOR] AND [MINI].</w:t>
+        <w:t>THE HIGHER THE PLAYER BETS, THE HIGHER THE CHANCE TO TRIGGER THE OP JACKPOT FEATURE.</w:t>
+      </w:r>
+    </w:p>
+    <w:p>
+      <w:pPr>
+        <w:pStyle w:val="2"/>
+      </w:pPr>
+      <w:r>
+        <w:t>LINE GAME</w:t>
       </w:r>
     </w:p>
     <w:p>
@@ -2763,7 +2706,7 @@
           <w:sz w:val="24"/>
           <w:szCs w:val="24"/>
         </w:rPr>
-        <w:t>SELECT A [COIN] TO REVEAL [GRAND], [MAJOR], [MINOR], OR [MINI]. IF PLAYER GETS {3} SAME JACKPOT SYMBOLS WILL WIN THE JACKPOT AND CALCULATE TOTAL WINNINGS.</w:t>
+        <w:t>THE GAME HAS 20 FIXED PAY LINES.</w:t>
       </w:r>
     </w:p>
     <w:p>
@@ -2779,14 +2722,7 @@
           <w:sz w:val="24"/>
           <w:szCs w:val="24"/>
         </w:rPr>
-        <w:t>[GRAND] IS LINKED PROGRESSIVE JACKP</w:t>
-      </w:r>
-      <w:r>
-        <w:rPr>
-          <w:sz w:val="24"/>
-          <w:szCs w:val="24"/>
-        </w:rPr>
-        <w:t>OT. IF THE SINGLE GAME BET OPTION IS 2.00 OR ABOVE, THE PLAYER WILL UNLOCK [GRAND].</w:t>
+        <w:t>WINNING COMBINATIONS MUST START FROM THE LEFTMOST REEL AND RUN CONSECUTIVELY FROM LEFT TO RIGHT.</w:t>
       </w:r>
     </w:p>
     <w:p>
@@ -2802,7 +2738,7 @@
           <w:sz w:val="24"/>
           <w:szCs w:val="24"/>
         </w:rPr>
-        <w:t>[MAJOR] IS LINKED PROGRESSIVE JACKPOT. IF THE SINGLE GAME BET OPTION IS 2.00 OR ABOVE, THE PLAYER WILL UNLOCK [MAJOR].</w:t>
+        <w:t>ONLY THE HIGHEST WIN PER PAY LINE IS PAID.</w:t>
       </w:r>
     </w:p>
     <w:p>
@@ -2818,124 +2754,6 @@
           <w:sz w:val="24"/>
           <w:szCs w:val="24"/>
         </w:rPr>
-        <w:t>[MINOR] WILL CHANGE IF THE PLAYER SELECTS DIFFERENT B</w:t>
-      </w:r>
-      <w:r>
-        <w:rPr>
-          <w:sz w:val="24"/>
-          <w:szCs w:val="24"/>
-        </w:rPr>
-        <w:t>ET OPTION.</w:t>
-      </w:r>
-    </w:p>
-    <w:p>
-      <w:pPr>
-        <w:numPr>
-          <w:ilvl w:val="0"/>
-          <w:numId w:val="1"/>
-        </w:numPr>
-        <w:spacing w:line="300" w:lineRule="auto"/>
-      </w:pPr>
-      <w:r>
-        <w:rPr>
-          <w:sz w:val="24"/>
-          <w:szCs w:val="24"/>
-        </w:rPr>
-        <w:t>[MINI] WILL CHANGE IF THE PLAYER SELECTS DIFFERENT BET OPTION.</w:t>
-      </w:r>
-    </w:p>
-    <w:p>
-      <w:pPr>
-        <w:numPr>
-          <w:ilvl w:val="0"/>
-          <w:numId w:val="1"/>
-        </w:numPr>
-        <w:spacing w:line="300" w:lineRule="auto"/>
-      </w:pPr>
-      <w:r>
-        <w:rPr>
-          <w:sz w:val="24"/>
-          <w:szCs w:val="24"/>
-        </w:rPr>
-        <w:t>THE HIGHER THE PLAYER BETS, THE HIGHER THE CHANCE TO TRIGGER THE OP JACKPOT FEATURE.</w:t>
-      </w:r>
-    </w:p>
-    <w:p>
-      <w:pPr>
-        <w:pStyle w:val="2"/>
-      </w:pPr>
-      <w:r>
-        <w:t>LINE GAME</w:t>
-      </w:r>
-    </w:p>
-    <w:p>
-      <w:pPr>
-        <w:numPr>
-          <w:ilvl w:val="0"/>
-          <w:numId w:val="1"/>
-        </w:numPr>
-        <w:spacing w:line="300" w:lineRule="auto"/>
-      </w:pPr>
-      <w:r>
-        <w:rPr>
-          <w:sz w:val="24"/>
-          <w:szCs w:val="24"/>
-        </w:rPr>
-        <w:t>THE GAME HAS 20 FIXED PAY LINES.</w:t>
-      </w:r>
-    </w:p>
-    <w:p>
-      <w:pPr>
-        <w:numPr>
-          <w:ilvl w:val="0"/>
-          <w:numId w:val="1"/>
-        </w:numPr>
-        <w:spacing w:line="300" w:lineRule="auto"/>
-      </w:pPr>
-      <w:r>
-        <w:rPr>
-          <w:sz w:val="24"/>
-          <w:szCs w:val="24"/>
-        </w:rPr>
-        <w:t>WINNING COMBINATIONS MUST START FROM THE LEFTMOST REEL</w:t>
-      </w:r>
-      <w:r>
-        <w:rPr>
-          <w:sz w:val="24"/>
-          <w:szCs w:val="24"/>
-        </w:rPr>
-        <w:t xml:space="preserve"> AND RUN CONSECUTIVELY FROM LEFT TO RIGHT.</w:t>
-      </w:r>
-    </w:p>
-    <w:p>
-      <w:pPr>
-        <w:numPr>
-          <w:ilvl w:val="0"/>
-          <w:numId w:val="1"/>
-        </w:numPr>
-        <w:spacing w:line="300" w:lineRule="auto"/>
-      </w:pPr>
-      <w:r>
-        <w:rPr>
-          <w:sz w:val="24"/>
-          <w:szCs w:val="24"/>
-        </w:rPr>
-        <w:t>ONLY THE HIGHEST WIN PER PAY LINE IS PAID.</w:t>
-      </w:r>
-    </w:p>
-    <w:p>
-      <w:pPr>
-        <w:numPr>
-          <w:ilvl w:val="0"/>
-          <w:numId w:val="1"/>
-        </w:numPr>
-        <w:spacing w:line="300" w:lineRule="auto"/>
-      </w:pPr>
-      <w:r>
-        <w:rPr>
-          <w:sz w:val="24"/>
-          <w:szCs w:val="24"/>
-        </w:rPr>
         <w:t>PLEASE REFER TO THE PAYLINE DIAGRAM FOR THE 20 FIXED PAY LINE PATTERNS.</w:t>
       </w:r>
     </w:p>
@@ -2943,16 +2761,16 @@
       <w:pPr>
         <w:spacing w:line="300" w:lineRule="auto"/>
         <w:ind w:left="403"/>
-        <w:rPr>
-          <w:rFonts w:hint="eastAsia"/>
-        </w:rPr>
-      </w:pPr>
-      <w:r>
+      </w:pPr>
+      <w:r>
+        <w:rPr>
+          <w:noProof/>
+        </w:rPr>
         <w:lastRenderedPageBreak/>
         <w:drawing>
-          <wp:inline distT="0" distB="0" distL="0" distR="0" wp14:anchorId="70B5B05D" wp14:editId="52D7E43E">
-            <wp:extent cx="6115050" cy="6300470"/>
-            <wp:effectExtent l="0" t="0" r="0" b="5080"/>
+          <wp:inline distT="0" distB="0" distL="0" distR="0" wp14:anchorId="70B5B05D" wp14:editId="5A06AA9C">
+            <wp:extent cx="5228793" cy="5387340"/>
+            <wp:effectExtent l="0" t="0" r="0" b="3810"/>
             <wp:docPr id="1" name="圖片 1"/>
             <wp:cNvGraphicFramePr>
               <a:graphicFrameLocks xmlns:a="http://schemas.openxmlformats.org/drawingml/2006/main" noChangeAspect="1"/>
@@ -2973,7 +2791,7 @@
                   <pic:spPr>
                     <a:xfrm>
                       <a:off x="0" y="0"/>
-                      <a:ext cx="6115050" cy="6300470"/>
+                      <a:ext cx="5234236" cy="5392948"/>
                     </a:xfrm>
                     <a:prstGeom prst="rect">
                       <a:avLst/>
@@ -3023,23 +2841,7 @@
           <w:sz w:val="24"/>
           <w:szCs w:val="24"/>
         </w:rPr>
-        <w:t xml:space="preserve">ALL WINS ARE MULTIPLIED BY BET OPTION EXCEPT </w:t>
-      </w:r>
-      <w:proofErr w:type="gramStart"/>
-      <w:r>
-        <w:rPr>
-          <w:sz w:val="24"/>
-          <w:szCs w:val="24"/>
-        </w:rPr>
-        <w:t>PROGRESSIVES</w:t>
-      </w:r>
-      <w:proofErr w:type="gramEnd"/>
-      <w:r>
-        <w:rPr>
-          <w:sz w:val="24"/>
-          <w:szCs w:val="24"/>
-        </w:rPr>
-        <w:t xml:space="preserve"> BONUSES.</w:t>
+        <w:t>ALL WINS ARE MULTIPLIED BY BET OPTION EXCEPT PROGRESSIVES BONUSES.</w:t>
       </w:r>
     </w:p>
     <w:p>
@@ -3071,14 +2873,7 @@
           <w:sz w:val="24"/>
           <w:szCs w:val="24"/>
         </w:rPr>
-        <w:t>IF THE PLAYER LOSES CONNECTION DURING THE FREE GAME FEATURE, THE SYSTEM WILL CALCULATE THE GAME RESULTS AUTOMATICALLY AND THE WINNING PRIZES WILL BE AD</w:t>
-      </w:r>
-      <w:r>
-        <w:rPr>
-          <w:sz w:val="24"/>
-          <w:szCs w:val="24"/>
-        </w:rPr>
-        <w:t>DED INTO THE BALANCE.</w:t>
+        <w:t>IF THE PLAYER LOSES CONNECTION DURING THE FREE GAME FEATURE, THE SYSTEM WILL CALCULATE THE GAME RESULTS AUTOMATICALLY AND THE WINNING PRIZES WILL BE ADDED INTO THE BALANCE.</w:t>
       </w:r>
     </w:p>
     <w:sectPr>

--- a/Project/Slots/H026_彩罐熱舞 1000/文件/101014_Game Description.docx
+++ b/Project/Slots/H026_彩罐熱舞 1000/文件/101014_Game Description.docx
@@ -1383,7 +1383,7 @@
           <w:sz w:val="24"/>
           <w:szCs w:val="24"/>
         </w:rPr>
-        <w:t>[WW] SUBSTITUTES FOR ALL SYMBOLS EXCEPT [Scatter].</w:t>
+        <w:t>[WW] SUBSTITUTES FOR ALL SYMBOLS EXCEPT [SC].</w:t>
       </w:r>
     </w:p>
     <w:p>
@@ -1399,7 +1399,7 @@
           <w:sz w:val="24"/>
           <w:szCs w:val="24"/>
         </w:rPr>
-        <w:t>WHEN ALL CASCADES ARE COMPLETE, 3 OR MORE [C1] ON THE FINAL REELS WILL TRIGGER THE FREE GAME FEATURE.</w:t>
+        <w:t>WHEN ALL CASCADES ARE COMPLETE, 3 OR MORE [SC] ON THE FINAL REELS WILL TRIGGER THE FREE GAME FEATURE.</w:t>
       </w:r>
     </w:p>
     <w:p>
@@ -2305,7 +2305,7 @@
           <w:sz w:val="24"/>
           <w:szCs w:val="24"/>
         </w:rPr>
-        <w:t>DURING CASCADING, IF A REEL ALREADY CONTAINS 1 [Scatter], NO MORE [Scatter] WILL APPEAR ON THAT REEL.</w:t>
+        <w:t>DURING CASCADING, IF A REEL ALREADY CONTAINS 1 [SC], NO MORE [SC] WILL APPEAR ON THAT REEL.</w:t>
       </w:r>
     </w:p>
     <w:p>
@@ -2345,7 +2345,7 @@
           <w:sz w:val="24"/>
           <w:szCs w:val="24"/>
         </w:rPr>
-        <w:t>GOLD FRAMED SYMBOLS MAY CARRY A MULTIPLIER VALUE. THE MULTIPLIER LEVELS ARE: X2, X3, X5, X8, X10, X15, X20, X25, X50, X100, X500, AND X1000.</w:t>
+        <w:t>GOLDEN FRAMED SYMBOLS MAY CARRY A MULTIPLIER VALUE. THE MULTIPLIER LEVELS ARE: X2, X3, X5, X8, X10, X15, X20, X25, X50, X100, X500, AND X1000.</w:t>
       </w:r>
     </w:p>
     <w:p>
@@ -2362,7 +2362,7 @@
           <w:szCs w:val="24"/>
         </w:rPr>
         <w:lastRenderedPageBreak/>
-        <w:t>THE MULTIPLIER IS ONLY COLLECTED AND ADDED TO THE ACCUMULATED TOTAL WHEN THE GOLD FRAMED SYMBOL WITH A MULTIPLIER ACTUALLY PARTICIPATES IN A WIN AND IS CLEARED.</w:t>
+        <w:t>THE MULTIPLIER IS ONLY COLLECTED AND ADDED TO THE ACCUMULATED TOTAL WHEN THE GOLDEN FRAMED SYMBOL WITH A MULTIPLIER ACTUALLY PARTICIPATES IN A WIN AND IS CLEARED.</w:t>
       </w:r>
     </w:p>
     <w:p>
@@ -2402,7 +2402,7 @@
           <w:sz w:val="24"/>
           <w:szCs w:val="24"/>
         </w:rPr>
-        <w:t>GENERAL SYMBOLS ON REELS 2, 3, AND 4 MAY APPEAR WITH A GOLD FRAME.</w:t>
+        <w:t>GENERAL SYMBOLS ON REELS 2, 3, AND 4 MAY APPEAR WITH A GOLDEN FRAME.</w:t>
       </w:r>
     </w:p>
     <w:p>
@@ -2418,7 +2418,7 @@
           <w:sz w:val="24"/>
           <w:szCs w:val="24"/>
         </w:rPr>
-        <w:t>GOLD FRAMED SYMBOLS PAY THE SAME AS THEIR ORIGINAL SYMBOLS.</w:t>
+        <w:t>GOLDEN FRAMED SYMBOLS PAY THE SAME AS THEIR ORIGINAL SYMBOLS.</w:t>
       </w:r>
     </w:p>
     <w:p>
@@ -2434,7 +2434,7 @@
           <w:sz w:val="24"/>
           <w:szCs w:val="24"/>
         </w:rPr>
-        <w:t>IN THE BASE GAME, REEL 3 MAY RANDOMLY APPEAR AS AN ENTIRE REEL OF GOLD FRAMED SYMBOLS WITH MULTIPLIERS.</w:t>
+        <w:t>IN THE BASE GAME, REEL 3 MAY RANDOMLY APPEAR AS AN ENTIRE REEL OF GOLDEN FRAMED SYMBOLS WITH MULTIPLIERS.</w:t>
       </w:r>
     </w:p>
     <w:p>
@@ -2450,7 +2450,7 @@
           <w:sz w:val="24"/>
           <w:szCs w:val="24"/>
         </w:rPr>
-        <w:t>IF THE PREVIOUS WINNING COMBINATION INCLUDES A GOLD FRAMED SYMBOL, THAT POSITION REMAINS ON THE REELS AND CHANGES INTO [WW], SO IT IS NOT TREATED AS AN EMPTY POSITION.</w:t>
+        <w:t>IF THE PREVIOUS WINNING COMBINATION INCLUDES A GOLDEN FRAMED SYMBOL, THAT POSITION REMAINS ON THE REELS AND CHANGES INTO [WW], SO IT IS NOT TREATED AS AN EMPTY POSITION.</w:t>
       </w:r>
     </w:p>
     <w:p>
@@ -2474,7 +2474,7 @@
           <w:sz w:val="24"/>
           <w:szCs w:val="24"/>
         </w:rPr>
-        <w:t>WHEN ALL CASCADES ARE COMPLETE, IF THE FINAL REELS SHOW 3, 4, OR 5 [C1], THE FREE GAME FEATURE IS TRIGGERED WITH 12, 14, OR 16 FREE SPINS RESPECTIVELY.</w:t>
+        <w:t>WHEN ALL CASCADES ARE COMPLETE, IF THE FINAL REELS SHOW 3, 4, OR 5 [SC], THE FREE GAME FEATURE IS TRIGGERED WITH 12, 14, OR 16 FREE SPINS RESPECTIVELY.</w:t>
       </w:r>
     </w:p>
     <w:p>
@@ -2506,7 +2506,7 @@
           <w:sz w:val="24"/>
           <w:szCs w:val="24"/>
         </w:rPr>
-        <w:t>DURING FREE GAME, GENERAL SYMBOLS ON REEL 3 ARE GUARANTEED TO APPEAR WITH GOLD FRAMES AND MULTIPLIERS.</w:t>
+        <w:t>DURING FREE GAME, GENERAL SYMBOLS ON REEL 3 ARE GUARANTEED TO APPEAR WITH GOLDEN FRAMES AND MULTIPLIERS.</w:t>
       </w:r>
     </w:p>
     <w:p>
@@ -2538,7 +2538,7 @@
           <w:sz w:val="24"/>
           <w:szCs w:val="24"/>
         </w:rPr>
-        <w:t>FREE GAME CAN BE RETRIGGERED. RETRIGGERING FOLLOWS THE SAME CONDITIONS: 3, 4, OR 5 [C1] WILL ADD 12, 14, OR 16 FREE SPINS RESPECTIVELY.</w:t>
+        <w:t>FREE GAME CAN BE RETRIGGERED. RETRIGGERING FOLLOWS THE SAME CONDITIONS: 3, 4, OR 5 [SC] WILL ADD 12, 14, OR 16 FREE SPINS RESPECTIVELY.</w:t>
       </w:r>
     </w:p>
     <w:p>
@@ -2562,7 +2562,7 @@
           <w:sz w:val="24"/>
           <w:szCs w:val="24"/>
         </w:rPr>
-        <w:t>OP JACKPOT FEATURE IS TRIGGERED RANDOMLY BY 1 OR MORE [C1] ON THE REELS.</w:t>
+        <w:t>OP JACKPOT FEATURE IS TRIGGERED RANDOMLY BY 1 OR MORE [SC] ON THE REELS.</w:t>
       </w:r>
     </w:p>
     <w:p>
@@ -2594,15 +2594,7 @@
           <w:sz w:val="24"/>
           <w:szCs w:val="24"/>
         </w:rPr>
-        <w:t xml:space="preserve">SELECT A [COIN] TO REVEAL [GRAND], [MAJOR], [MINOR], OR [MINI]. IF </w:t>
-      </w:r>
-      <w:r>
-        <w:rPr>
-          <w:sz w:val="24"/>
-          <w:szCs w:val="24"/>
-        </w:rPr>
-        <w:lastRenderedPageBreak/>
-        <w:t>PLAYER GETS {3} SAME JACKPOT SYMBOLS WILL WIN THE JACKPOT AND CALCULATE TOTAL WINNINGS.</w:t>
+        <w:t>SELECT A [COIN] TO REVEAL [GRAND], [MAJOR], [MINOR], OR [MINI]. IF PLAYER GETS {3} SAME JACKPOT SYMBOLS WILL WIN THE JACKPOT AND CALCULATE TOTAL WINNINGS.</w:t>
       </w:r>
     </w:p>
     <w:p>
@@ -2618,7 +2610,7 @@
           <w:sz w:val="24"/>
           <w:szCs w:val="24"/>
         </w:rPr>
-        <w:t>[GRAND] IS LINKED PROGRESSIVE JACKPOT. IF THE SINGLE GAME BET OPTION IS 2.00 OR ABOVE, THE PLAYER WILL UNLOCK [GRAND].</w:t>
+        <w:t>[GRAND] IS LINKED PROGRESSIVE JACKPOT.</w:t>
       </w:r>
     </w:p>
     <w:p>
@@ -2634,7 +2626,7 @@
           <w:sz w:val="24"/>
           <w:szCs w:val="24"/>
         </w:rPr>
-        <w:t>[MAJOR] IS LINKED PROGRESSIVE JACKPOT. IF THE SINGLE GAME BET OPTION IS 2.00 OR ABOVE, THE PLAYER WILL UNLOCK [MAJOR].</w:t>
+        <w:t>[MAJOR] IS LINKED PROGRESSIVE JACKPOT.</w:t>
       </w:r>
     </w:p>
     <w:p>
@@ -2671,6 +2663,14 @@
     </w:p>
     <w:p>
       <w:pPr>
+        <w:pStyle w:val="2"/>
+      </w:pPr>
+      <w:r>
+        <w:t>LINE GAME</w:t>
+      </w:r>
+    </w:p>
+    <w:p>
+      <w:pPr>
         <w:numPr>
           <w:ilvl w:val="0"/>
           <w:numId w:val="1"/>
@@ -2682,15 +2682,7 @@
           <w:sz w:val="24"/>
           <w:szCs w:val="24"/>
         </w:rPr>
-        <w:t>THE HIGHER THE PLAYER BETS, THE HIGHER THE CHANCE TO TRIGGER THE OP JACKPOT FEATURE.</w:t>
-      </w:r>
-    </w:p>
-    <w:p>
-      <w:pPr>
-        <w:pStyle w:val="2"/>
-      </w:pPr>
-      <w:r>
-        <w:t>LINE GAME</w:t>
+        <w:t>THE GAME HAS 20 FIXED PAY LINES.</w:t>
       </w:r>
     </w:p>
     <w:p>
@@ -2706,7 +2698,7 @@
           <w:sz w:val="24"/>
           <w:szCs w:val="24"/>
         </w:rPr>
-        <w:t>THE GAME HAS 20 FIXED PAY LINES.</w:t>
+        <w:t>WINNING COMBINATIONS MUST START FROM THE LEFTMOST REEL AND RUN CONSECUTIVELY FROM LEFT TO RIGHT.</w:t>
       </w:r>
     </w:p>
     <w:p>
@@ -2722,7 +2714,7 @@
           <w:sz w:val="24"/>
           <w:szCs w:val="24"/>
         </w:rPr>
-        <w:t>WINNING COMBINATIONS MUST START FROM THE LEFTMOST REEL AND RUN CONSECUTIVELY FROM LEFT TO RIGHT.</w:t>
+        <w:t>ONLY THE HIGHEST WIN PER PAY LINE IS PAID.</w:t>
       </w:r>
     </w:p>
     <w:p>
@@ -2738,22 +2730,6 @@
           <w:sz w:val="24"/>
           <w:szCs w:val="24"/>
         </w:rPr>
-        <w:t>ONLY THE HIGHEST WIN PER PAY LINE IS PAID.</w:t>
-      </w:r>
-    </w:p>
-    <w:p>
-      <w:pPr>
-        <w:numPr>
-          <w:ilvl w:val="0"/>
-          <w:numId w:val="1"/>
-        </w:numPr>
-        <w:spacing w:line="300" w:lineRule="auto"/>
-      </w:pPr>
-      <w:r>
-        <w:rPr>
-          <w:sz w:val="24"/>
-          <w:szCs w:val="24"/>
-        </w:rPr>
         <w:t>PLEASE REFER TO THE PAYLINE DIAGRAM FOR THE 20 FIXED PAY LINE PATTERNS.</w:t>
       </w:r>
     </w:p>
@@ -2766,7 +2742,6 @@
         <w:rPr>
           <w:noProof/>
         </w:rPr>
-        <w:lastRenderedPageBreak/>
         <w:drawing>
           <wp:inline distT="0" distB="0" distL="0" distR="0" wp14:anchorId="70B5B05D" wp14:editId="5A06AA9C">
             <wp:extent cx="5228793" cy="5387340"/>
